--- a/eng/docx/53.content.docx
+++ b/eng/docx/53.content.docx
@@ -45,7 +45,7 @@
         <w:rPr>
           <w:lang w:val="en_US" w:bidi="en_US"/>
         </w:rPr>
-        <w:t xml:space="preserve"> © 2023 SRV Partners Released under CC BY-SA 4.0 license. </w:t>
+        <w:t xml:space="preserve"> © 2025 Word Collective Released under CC BY-SA 4.0 license. </w:t>
       </w:r>
       <w:r>
         <w:rPr>
@@ -69,7 +69,7 @@
         <w:rPr>
           <w:lang w:val="en_US" w:bidi="en_US"/>
         </w:rPr>
-        <w:t xml:space="preserve"> © 2023 SRV Partners Released under CC BY-SA 4.0 license by Mission Mutual</w:t>
+        <w:t xml:space="preserve"> © 2025 Word Collective Released under CC BY-SA 4.0 license by Mission Mutual</w:t>
       </w:r>
       <w:r>
         <w:rPr>

--- a/eng/docx/53.content.docx
+++ b/eng/docx/53.content.docx
@@ -2311,6 +2311,271 @@
         <w:rPr>
           <w:lang w:val="en_US" w:bidi="en_US"/>
         </w:rPr>
+        <w:t>2 Thessalonians 1:1–4</w:t>
+      </w:r>
+      <w:r>
+        <w:rPr>
+          <w:lang w:val="en_US" w:bidi="en_US"/>
+        </w:rPr>
+      </w:r>
+    </w:p>
+    <w:p>
+      <w:pPr>
+        <w:pStyle w:val="Heading4"/>
+      </w:pPr>
+      <w:r>
+        <w:rPr>
+          <w:lang w:val="en_US" w:bidi="en_US"/>
+        </w:rPr>
+        <w:t>Audio Content</w:t>
+      </w:r>
+      <w:r>
+        <w:rPr>
+          <w:lang w:val="en_US" w:bidi="en_US"/>
+        </w:rPr>
+      </w:r>
+      <w:r>
+        <w:rPr>
+          <w:lang w:val="en_US" w:bidi="en_US"/>
+        </w:rPr>
+      </w:r>
+    </w:p>
+    <w:p>
+      <w:pPr>
+        <w:pStyle w:val="ListBullet"/>
+        <w:spacing w:line="240" w:lineRule="auto"/>
+        <w:ind w:left="720"/>
+      </w:pPr>
+      <w:r>
+        <w:rPr>
+          <w:lang w:val="en_US" w:bidi="en_US"/>
+        </w:rPr>
+      </w:r>
+      <w:hyperlink r:id="rId13">
+        <w:r>
+          <w:rPr>
+            <w:lang w:val="en_US" w:bidi="en_US"/>
+          </w:rPr>
+          <w:rPr>
+            <w:color w:val="0000EE"/>
+            <w:u w:val="single"/>
+          </w:rPr>
+          <w:t>Hear and Heart</w:t>
+        </w:r>
+      </w:hyperlink>
+      <w:r>
+        <w:rPr>
+          <w:lang w:val="en_US" w:bidi="en_US"/>
+        </w:rPr>
+        <w:t xml:space="preserve"> (1.0 MB)</w:t>
+      </w:r>
+      <w:r>
+        <w:rPr>
+          <w:lang w:val="en_US" w:bidi="en_US"/>
+        </w:rPr>
+      </w:r>
+    </w:p>
+    <w:p>
+      <w:pPr>
+        <w:pStyle w:val="ListBullet"/>
+        <w:spacing w:line="240" w:lineRule="auto"/>
+        <w:ind w:left="720"/>
+      </w:pPr>
+      <w:r>
+        <w:rPr>
+          <w:lang w:val="en_US" w:bidi="en_US"/>
+        </w:rPr>
+      </w:r>
+      <w:hyperlink r:id="rId14">
+        <w:r>
+          <w:rPr>
+            <w:lang w:val="en_US" w:bidi="en_US"/>
+          </w:rPr>
+          <w:rPr>
+            <w:color w:val="0000EE"/>
+            <w:u w:val="single"/>
+          </w:rPr>
+          <w:t>Setting the Stage</w:t>
+        </w:r>
+      </w:hyperlink>
+      <w:r>
+        <w:rPr>
+          <w:lang w:val="en_US" w:bidi="en_US"/>
+        </w:rPr>
+        <w:t xml:space="preserve"> (2.9 MB)</w:t>
+      </w:r>
+      <w:r>
+        <w:rPr>
+          <w:lang w:val="en_US" w:bidi="en_US"/>
+        </w:rPr>
+      </w:r>
+    </w:p>
+    <w:p>
+      <w:pPr>
+        <w:pStyle w:val="ListBullet"/>
+        <w:spacing w:line="240" w:lineRule="auto"/>
+        <w:ind w:left="720"/>
+      </w:pPr>
+      <w:r>
+        <w:rPr>
+          <w:lang w:val="en_US" w:bidi="en_US"/>
+        </w:rPr>
+      </w:r>
+      <w:hyperlink r:id="rId15">
+        <w:r>
+          <w:rPr>
+            <w:lang w:val="en_US" w:bidi="en_US"/>
+          </w:rPr>
+          <w:rPr>
+            <w:color w:val="0000EE"/>
+            <w:u w:val="single"/>
+          </w:rPr>
+          <w:t>Defining the Scenes</w:t>
+        </w:r>
+      </w:hyperlink>
+      <w:r>
+        <w:rPr>
+          <w:lang w:val="en_US" w:bidi="en_US"/>
+        </w:rPr>
+        <w:t xml:space="preserve"> (2.7 MB)</w:t>
+      </w:r>
+      <w:r>
+        <w:rPr>
+          <w:lang w:val="en_US" w:bidi="en_US"/>
+        </w:rPr>
+      </w:r>
+    </w:p>
+    <w:p>
+      <w:pPr>
+        <w:pStyle w:val="ListBullet"/>
+        <w:spacing w:line="240" w:lineRule="auto"/>
+        <w:ind w:left="720"/>
+      </w:pPr>
+      <w:r>
+        <w:rPr>
+          <w:lang w:val="en_US" w:bidi="en_US"/>
+        </w:rPr>
+      </w:r>
+      <w:hyperlink r:id="rId16">
+        <w:r>
+          <w:rPr>
+            <w:lang w:val="en_US" w:bidi="en_US"/>
+          </w:rPr>
+          <w:rPr>
+            <w:color w:val="0000EE"/>
+            <w:u w:val="single"/>
+          </w:rPr>
+          <w:t>Embodying the Text</w:t>
+        </w:r>
+      </w:hyperlink>
+      <w:r>
+        <w:rPr>
+          <w:lang w:val="en_US" w:bidi="en_US"/>
+        </w:rPr>
+        <w:t xml:space="preserve"> (2.9 MB)</w:t>
+      </w:r>
+      <w:r>
+        <w:rPr>
+          <w:lang w:val="en_US" w:bidi="en_US"/>
+        </w:rPr>
+      </w:r>
+    </w:p>
+    <w:p>
+      <w:pPr>
+        <w:pStyle w:val="ListBullet"/>
+        <w:spacing w:line="240" w:lineRule="auto"/>
+        <w:ind w:left="720"/>
+      </w:pPr>
+      <w:r>
+        <w:rPr>
+          <w:lang w:val="en_US" w:bidi="en_US"/>
+        </w:rPr>
+      </w:r>
+      <w:hyperlink r:id="rId17">
+        <w:r>
+          <w:rPr>
+            <w:lang w:val="en_US" w:bidi="en_US"/>
+          </w:rPr>
+          <w:rPr>
+            <w:color w:val="0000EE"/>
+            <w:u w:val="single"/>
+          </w:rPr>
+          <w:t>Filling the Gaps</w:t>
+        </w:r>
+      </w:hyperlink>
+      <w:r>
+        <w:rPr>
+          <w:lang w:val="en_US" w:bidi="en_US"/>
+        </w:rPr>
+        <w:t xml:space="preserve"> (4.5 MB)</w:t>
+      </w:r>
+      <w:r>
+        <w:rPr>
+          <w:lang w:val="en_US" w:bidi="en_US"/>
+        </w:rPr>
+      </w:r>
+    </w:p>
+    <w:p>
+      <w:pPr>
+        <w:pStyle w:val="ListBullet"/>
+        <w:spacing w:line="240" w:lineRule="auto"/>
+        <w:ind w:left="720"/>
+      </w:pPr>
+      <w:r>
+        <w:rPr>
+          <w:lang w:val="en_US" w:bidi="en_US"/>
+        </w:rPr>
+      </w:r>
+      <w:hyperlink r:id="rId18">
+        <w:r>
+          <w:rPr>
+            <w:lang w:val="en_US" w:bidi="en_US"/>
+          </w:rPr>
+          <w:rPr>
+            <w:color w:val="0000EE"/>
+            <w:u w:val="single"/>
+          </w:rPr>
+          <w:t>Speaking the Word</w:t>
+        </w:r>
+      </w:hyperlink>
+      <w:r>
+        <w:rPr>
+          <w:lang w:val="en_US" w:bidi="en_US"/>
+        </w:rPr>
+        <w:t xml:space="preserve"> (1.2 MB)</w:t>
+      </w:r>
+      <w:r>
+        <w:rPr>
+          <w:lang w:val="en_US" w:bidi="en_US"/>
+        </w:rPr>
+      </w:r>
+      <w:r>
+        <w:rPr>
+          <w:lang w:val="en_US" w:bidi="en_US"/>
+        </w:rPr>
+      </w:r>
+      <w:r>
+        <w:rPr>
+          <w:lang w:val="en_US" w:bidi="en_US"/>
+        </w:rPr>
+      </w:r>
+    </w:p>
+    <w:p>
+      <w:pPr/>
+      <w:r>
+        <w:rPr>
+          <w:lang w:val="en_US" w:bidi="en_US"/>
+        </w:rPr>
+      </w:r>
+    </w:p>
+    <w:p>
+      <w:pPr>
+        <w:pStyle w:val="Heading2"/>
+      </w:pPr>
+      <w:r>
+        <w:rPr>
+          <w:lang w:val="en_US" w:bidi="en_US"/>
+        </w:rPr>
         <w:t>2 Thessalonians 1:5–12</w:t>
       </w:r>
       <w:r>
@@ -4550,6 +4815,271 @@
         <w:rPr>
           <w:lang w:val="en_US" w:bidi="en_US"/>
         </w:rPr>
+        <w:t>2 Thessalonians 1:5–12</w:t>
+      </w:r>
+      <w:r>
+        <w:rPr>
+          <w:lang w:val="en_US" w:bidi="en_US"/>
+        </w:rPr>
+      </w:r>
+    </w:p>
+    <w:p>
+      <w:pPr>
+        <w:pStyle w:val="Heading4"/>
+      </w:pPr>
+      <w:r>
+        <w:rPr>
+          <w:lang w:val="en_US" w:bidi="en_US"/>
+        </w:rPr>
+        <w:t>Audio Content</w:t>
+      </w:r>
+      <w:r>
+        <w:rPr>
+          <w:lang w:val="en_US" w:bidi="en_US"/>
+        </w:rPr>
+      </w:r>
+      <w:r>
+        <w:rPr>
+          <w:lang w:val="en_US" w:bidi="en_US"/>
+        </w:rPr>
+      </w:r>
+    </w:p>
+    <w:p>
+      <w:pPr>
+        <w:pStyle w:val="ListBullet"/>
+        <w:spacing w:line="240" w:lineRule="auto"/>
+        <w:ind w:left="720"/>
+      </w:pPr>
+      <w:r>
+        <w:rPr>
+          <w:lang w:val="en_US" w:bidi="en_US"/>
+        </w:rPr>
+      </w:r>
+      <w:hyperlink r:id="rId19">
+        <w:r>
+          <w:rPr>
+            <w:lang w:val="en_US" w:bidi="en_US"/>
+          </w:rPr>
+          <w:rPr>
+            <w:color w:val="0000EE"/>
+            <w:u w:val="single"/>
+          </w:rPr>
+          <w:t>Hear and Heart</w:t>
+        </w:r>
+      </w:hyperlink>
+      <w:r>
+        <w:rPr>
+          <w:lang w:val="en_US" w:bidi="en_US"/>
+        </w:rPr>
+        <w:t xml:space="preserve"> (1.1 MB)</w:t>
+      </w:r>
+      <w:r>
+        <w:rPr>
+          <w:lang w:val="en_US" w:bidi="en_US"/>
+        </w:rPr>
+      </w:r>
+    </w:p>
+    <w:p>
+      <w:pPr>
+        <w:pStyle w:val="ListBullet"/>
+        <w:spacing w:line="240" w:lineRule="auto"/>
+        <w:ind w:left="720"/>
+      </w:pPr>
+      <w:r>
+        <w:rPr>
+          <w:lang w:val="en_US" w:bidi="en_US"/>
+        </w:rPr>
+      </w:r>
+      <w:hyperlink r:id="rId20">
+        <w:r>
+          <w:rPr>
+            <w:lang w:val="en_US" w:bidi="en_US"/>
+          </w:rPr>
+          <w:rPr>
+            <w:color w:val="0000EE"/>
+            <w:u w:val="single"/>
+          </w:rPr>
+          <w:t>Setting the Stage</w:t>
+        </w:r>
+      </w:hyperlink>
+      <w:r>
+        <w:rPr>
+          <w:lang w:val="en_US" w:bidi="en_US"/>
+        </w:rPr>
+        <w:t xml:space="preserve"> (2.8 MB)</w:t>
+      </w:r>
+      <w:r>
+        <w:rPr>
+          <w:lang w:val="en_US" w:bidi="en_US"/>
+        </w:rPr>
+      </w:r>
+    </w:p>
+    <w:p>
+      <w:pPr>
+        <w:pStyle w:val="ListBullet"/>
+        <w:spacing w:line="240" w:lineRule="auto"/>
+        <w:ind w:left="720"/>
+      </w:pPr>
+      <w:r>
+        <w:rPr>
+          <w:lang w:val="en_US" w:bidi="en_US"/>
+        </w:rPr>
+      </w:r>
+      <w:hyperlink r:id="rId21">
+        <w:r>
+          <w:rPr>
+            <w:lang w:val="en_US" w:bidi="en_US"/>
+          </w:rPr>
+          <w:rPr>
+            <w:color w:val="0000EE"/>
+            <w:u w:val="single"/>
+          </w:rPr>
+          <w:t>Defining the Scenes</w:t>
+        </w:r>
+      </w:hyperlink>
+      <w:r>
+        <w:rPr>
+          <w:lang w:val="en_US" w:bidi="en_US"/>
+        </w:rPr>
+        <w:t xml:space="preserve"> (3.4 MB)</w:t>
+      </w:r>
+      <w:r>
+        <w:rPr>
+          <w:lang w:val="en_US" w:bidi="en_US"/>
+        </w:rPr>
+      </w:r>
+    </w:p>
+    <w:p>
+      <w:pPr>
+        <w:pStyle w:val="ListBullet"/>
+        <w:spacing w:line="240" w:lineRule="auto"/>
+        <w:ind w:left="720"/>
+      </w:pPr>
+      <w:r>
+        <w:rPr>
+          <w:lang w:val="en_US" w:bidi="en_US"/>
+        </w:rPr>
+      </w:r>
+      <w:hyperlink r:id="rId22">
+        <w:r>
+          <w:rPr>
+            <w:lang w:val="en_US" w:bidi="en_US"/>
+          </w:rPr>
+          <w:rPr>
+            <w:color w:val="0000EE"/>
+            <w:u w:val="single"/>
+          </w:rPr>
+          <w:t>Embodying the Text</w:t>
+        </w:r>
+      </w:hyperlink>
+      <w:r>
+        <w:rPr>
+          <w:lang w:val="en_US" w:bidi="en_US"/>
+        </w:rPr>
+        <w:t xml:space="preserve"> (3.1 MB)</w:t>
+      </w:r>
+      <w:r>
+        <w:rPr>
+          <w:lang w:val="en_US" w:bidi="en_US"/>
+        </w:rPr>
+      </w:r>
+    </w:p>
+    <w:p>
+      <w:pPr>
+        <w:pStyle w:val="ListBullet"/>
+        <w:spacing w:line="240" w:lineRule="auto"/>
+        <w:ind w:left="720"/>
+      </w:pPr>
+      <w:r>
+        <w:rPr>
+          <w:lang w:val="en_US" w:bidi="en_US"/>
+        </w:rPr>
+      </w:r>
+      <w:hyperlink r:id="rId23">
+        <w:r>
+          <w:rPr>
+            <w:lang w:val="en_US" w:bidi="en_US"/>
+          </w:rPr>
+          <w:rPr>
+            <w:color w:val="0000EE"/>
+            <w:u w:val="single"/>
+          </w:rPr>
+          <w:t>Filling the Gaps</w:t>
+        </w:r>
+      </w:hyperlink>
+      <w:r>
+        <w:rPr>
+          <w:lang w:val="en_US" w:bidi="en_US"/>
+        </w:rPr>
+        <w:t xml:space="preserve"> (5.6 MB)</w:t>
+      </w:r>
+      <w:r>
+        <w:rPr>
+          <w:lang w:val="en_US" w:bidi="en_US"/>
+        </w:rPr>
+      </w:r>
+    </w:p>
+    <w:p>
+      <w:pPr>
+        <w:pStyle w:val="ListBullet"/>
+        <w:spacing w:line="240" w:lineRule="auto"/>
+        <w:ind w:left="720"/>
+      </w:pPr>
+      <w:r>
+        <w:rPr>
+          <w:lang w:val="en_US" w:bidi="en_US"/>
+        </w:rPr>
+      </w:r>
+      <w:hyperlink r:id="rId24">
+        <w:r>
+          <w:rPr>
+            <w:lang w:val="en_US" w:bidi="en_US"/>
+          </w:rPr>
+          <w:rPr>
+            <w:color w:val="0000EE"/>
+            <w:u w:val="single"/>
+          </w:rPr>
+          <w:t>Speaking the Word</w:t>
+        </w:r>
+      </w:hyperlink>
+      <w:r>
+        <w:rPr>
+          <w:lang w:val="en_US" w:bidi="en_US"/>
+        </w:rPr>
+        <w:t xml:space="preserve"> (1.2 MB)</w:t>
+      </w:r>
+      <w:r>
+        <w:rPr>
+          <w:lang w:val="en_US" w:bidi="en_US"/>
+        </w:rPr>
+      </w:r>
+      <w:r>
+        <w:rPr>
+          <w:lang w:val="en_US" w:bidi="en_US"/>
+        </w:rPr>
+      </w:r>
+      <w:r>
+        <w:rPr>
+          <w:lang w:val="en_US" w:bidi="en_US"/>
+        </w:rPr>
+      </w:r>
+    </w:p>
+    <w:p>
+      <w:pPr/>
+      <w:r>
+        <w:rPr>
+          <w:lang w:val="en_US" w:bidi="en_US"/>
+        </w:rPr>
+      </w:r>
+    </w:p>
+    <w:p>
+      <w:pPr>
+        <w:pStyle w:val="Heading2"/>
+      </w:pPr>
+      <w:r>
+        <w:rPr>
+          <w:lang w:val="en_US" w:bidi="en_US"/>
+        </w:rPr>
         <w:t>2 Thessalonians 2:1–12</w:t>
       </w:r>
       <w:r>
@@ -7058,6 +7588,271 @@
         <w:rPr>
           <w:lang w:val="en_US" w:bidi="en_US"/>
         </w:rPr>
+        <w:t>2 Thessalonians 2:1–12</w:t>
+      </w:r>
+      <w:r>
+        <w:rPr>
+          <w:lang w:val="en_US" w:bidi="en_US"/>
+        </w:rPr>
+      </w:r>
+    </w:p>
+    <w:p>
+      <w:pPr>
+        <w:pStyle w:val="Heading4"/>
+      </w:pPr>
+      <w:r>
+        <w:rPr>
+          <w:lang w:val="en_US" w:bidi="en_US"/>
+        </w:rPr>
+        <w:t>Audio Content</w:t>
+      </w:r>
+      <w:r>
+        <w:rPr>
+          <w:lang w:val="en_US" w:bidi="en_US"/>
+        </w:rPr>
+      </w:r>
+      <w:r>
+        <w:rPr>
+          <w:lang w:val="en_US" w:bidi="en_US"/>
+        </w:rPr>
+      </w:r>
+    </w:p>
+    <w:p>
+      <w:pPr>
+        <w:pStyle w:val="ListBullet"/>
+        <w:spacing w:line="240" w:lineRule="auto"/>
+        <w:ind w:left="720"/>
+      </w:pPr>
+      <w:r>
+        <w:rPr>
+          <w:lang w:val="en_US" w:bidi="en_US"/>
+        </w:rPr>
+      </w:r>
+      <w:hyperlink r:id="rId25">
+        <w:r>
+          <w:rPr>
+            <w:lang w:val="en_US" w:bidi="en_US"/>
+          </w:rPr>
+          <w:rPr>
+            <w:color w:val="0000EE"/>
+            <w:u w:val="single"/>
+          </w:rPr>
+          <w:t>Hear and Heart</w:t>
+        </w:r>
+      </w:hyperlink>
+      <w:r>
+        <w:rPr>
+          <w:lang w:val="en_US" w:bidi="en_US"/>
+        </w:rPr>
+        <w:t xml:space="preserve"> (1.1 MB)</w:t>
+      </w:r>
+      <w:r>
+        <w:rPr>
+          <w:lang w:val="en_US" w:bidi="en_US"/>
+        </w:rPr>
+      </w:r>
+    </w:p>
+    <w:p>
+      <w:pPr>
+        <w:pStyle w:val="ListBullet"/>
+        <w:spacing w:line="240" w:lineRule="auto"/>
+        <w:ind w:left="720"/>
+      </w:pPr>
+      <w:r>
+        <w:rPr>
+          <w:lang w:val="en_US" w:bidi="en_US"/>
+        </w:rPr>
+      </w:r>
+      <w:hyperlink r:id="rId26">
+        <w:r>
+          <w:rPr>
+            <w:lang w:val="en_US" w:bidi="en_US"/>
+          </w:rPr>
+          <w:rPr>
+            <w:color w:val="0000EE"/>
+            <w:u w:val="single"/>
+          </w:rPr>
+          <w:t>Setting the Stage</w:t>
+        </w:r>
+      </w:hyperlink>
+      <w:r>
+        <w:rPr>
+          <w:lang w:val="en_US" w:bidi="en_US"/>
+        </w:rPr>
+        <w:t xml:space="preserve"> (3.9 MB)</w:t>
+      </w:r>
+      <w:r>
+        <w:rPr>
+          <w:lang w:val="en_US" w:bidi="en_US"/>
+        </w:rPr>
+      </w:r>
+    </w:p>
+    <w:p>
+      <w:pPr>
+        <w:pStyle w:val="ListBullet"/>
+        <w:spacing w:line="240" w:lineRule="auto"/>
+        <w:ind w:left="720"/>
+      </w:pPr>
+      <w:r>
+        <w:rPr>
+          <w:lang w:val="en_US" w:bidi="en_US"/>
+        </w:rPr>
+      </w:r>
+      <w:hyperlink r:id="rId27">
+        <w:r>
+          <w:rPr>
+            <w:lang w:val="en_US" w:bidi="en_US"/>
+          </w:rPr>
+          <w:rPr>
+            <w:color w:val="0000EE"/>
+            <w:u w:val="single"/>
+          </w:rPr>
+          <w:t>Defining the Scenes</w:t>
+        </w:r>
+      </w:hyperlink>
+      <w:r>
+        <w:rPr>
+          <w:lang w:val="en_US" w:bidi="en_US"/>
+        </w:rPr>
+        <w:t xml:space="preserve"> (4.9 MB)</w:t>
+      </w:r>
+      <w:r>
+        <w:rPr>
+          <w:lang w:val="en_US" w:bidi="en_US"/>
+        </w:rPr>
+      </w:r>
+    </w:p>
+    <w:p>
+      <w:pPr>
+        <w:pStyle w:val="ListBullet"/>
+        <w:spacing w:line="240" w:lineRule="auto"/>
+        <w:ind w:left="720"/>
+      </w:pPr>
+      <w:r>
+        <w:rPr>
+          <w:lang w:val="en_US" w:bidi="en_US"/>
+        </w:rPr>
+      </w:r>
+      <w:hyperlink r:id="rId28">
+        <w:r>
+          <w:rPr>
+            <w:lang w:val="en_US" w:bidi="en_US"/>
+          </w:rPr>
+          <w:rPr>
+            <w:color w:val="0000EE"/>
+            <w:u w:val="single"/>
+          </w:rPr>
+          <w:t>Embodying the Text</w:t>
+        </w:r>
+      </w:hyperlink>
+      <w:r>
+        <w:rPr>
+          <w:lang w:val="en_US" w:bidi="en_US"/>
+        </w:rPr>
+        <w:t xml:space="preserve"> (3.3 MB)</w:t>
+      </w:r>
+      <w:r>
+        <w:rPr>
+          <w:lang w:val="en_US" w:bidi="en_US"/>
+        </w:rPr>
+      </w:r>
+    </w:p>
+    <w:p>
+      <w:pPr>
+        <w:pStyle w:val="ListBullet"/>
+        <w:spacing w:line="240" w:lineRule="auto"/>
+        <w:ind w:left="720"/>
+      </w:pPr>
+      <w:r>
+        <w:rPr>
+          <w:lang w:val="en_US" w:bidi="en_US"/>
+        </w:rPr>
+      </w:r>
+      <w:hyperlink r:id="rId29">
+        <w:r>
+          <w:rPr>
+            <w:lang w:val="en_US" w:bidi="en_US"/>
+          </w:rPr>
+          <w:rPr>
+            <w:color w:val="0000EE"/>
+            <w:u w:val="single"/>
+          </w:rPr>
+          <w:t>Filling the Gaps</w:t>
+        </w:r>
+      </w:hyperlink>
+      <w:r>
+        <w:rPr>
+          <w:lang w:val="en_US" w:bidi="en_US"/>
+        </w:rPr>
+        <w:t xml:space="preserve"> (7.0 MB)</w:t>
+      </w:r>
+      <w:r>
+        <w:rPr>
+          <w:lang w:val="en_US" w:bidi="en_US"/>
+        </w:rPr>
+      </w:r>
+    </w:p>
+    <w:p>
+      <w:pPr>
+        <w:pStyle w:val="ListBullet"/>
+        <w:spacing w:line="240" w:lineRule="auto"/>
+        <w:ind w:left="720"/>
+      </w:pPr>
+      <w:r>
+        <w:rPr>
+          <w:lang w:val="en_US" w:bidi="en_US"/>
+        </w:rPr>
+      </w:r>
+      <w:hyperlink r:id="rId30">
+        <w:r>
+          <w:rPr>
+            <w:lang w:val="en_US" w:bidi="en_US"/>
+          </w:rPr>
+          <w:rPr>
+            <w:color w:val="0000EE"/>
+            <w:u w:val="single"/>
+          </w:rPr>
+          <w:t>Speaking the Word</w:t>
+        </w:r>
+      </w:hyperlink>
+      <w:r>
+        <w:rPr>
+          <w:lang w:val="en_US" w:bidi="en_US"/>
+        </w:rPr>
+        <w:t xml:space="preserve"> (1.2 MB)</w:t>
+      </w:r>
+      <w:r>
+        <w:rPr>
+          <w:lang w:val="en_US" w:bidi="en_US"/>
+        </w:rPr>
+      </w:r>
+      <w:r>
+        <w:rPr>
+          <w:lang w:val="en_US" w:bidi="en_US"/>
+        </w:rPr>
+      </w:r>
+      <w:r>
+        <w:rPr>
+          <w:lang w:val="en_US" w:bidi="en_US"/>
+        </w:rPr>
+      </w:r>
+    </w:p>
+    <w:p>
+      <w:pPr/>
+      <w:r>
+        <w:rPr>
+          <w:lang w:val="en_US" w:bidi="en_US"/>
+        </w:rPr>
+      </w:r>
+    </w:p>
+    <w:p>
+      <w:pPr>
+        <w:pStyle w:val="Heading2"/>
+      </w:pPr>
+      <w:r>
+        <w:rPr>
+          <w:lang w:val="en_US" w:bidi="en_US"/>
+        </w:rPr>
         <w:t>2 Thessalonians 2:13–17</w:t>
       </w:r>
       <w:r>
@@ -9121,6 +9916,271 @@
         <w:rPr>
           <w:lang w:val="en_US" w:bidi="en_US"/>
         </w:rPr>
+        <w:t>2 Thessalonians 2:13–17</w:t>
+      </w:r>
+      <w:r>
+        <w:rPr>
+          <w:lang w:val="en_US" w:bidi="en_US"/>
+        </w:rPr>
+      </w:r>
+    </w:p>
+    <w:p>
+      <w:pPr>
+        <w:pStyle w:val="Heading4"/>
+      </w:pPr>
+      <w:r>
+        <w:rPr>
+          <w:lang w:val="en_US" w:bidi="en_US"/>
+        </w:rPr>
+        <w:t>Audio Content</w:t>
+      </w:r>
+      <w:r>
+        <w:rPr>
+          <w:lang w:val="en_US" w:bidi="en_US"/>
+        </w:rPr>
+      </w:r>
+      <w:r>
+        <w:rPr>
+          <w:lang w:val="en_US" w:bidi="en_US"/>
+        </w:rPr>
+      </w:r>
+    </w:p>
+    <w:p>
+      <w:pPr>
+        <w:pStyle w:val="ListBullet"/>
+        <w:spacing w:line="240" w:lineRule="auto"/>
+        <w:ind w:left="720"/>
+      </w:pPr>
+      <w:r>
+        <w:rPr>
+          <w:lang w:val="en_US" w:bidi="en_US"/>
+        </w:rPr>
+      </w:r>
+      <w:hyperlink r:id="rId31">
+        <w:r>
+          <w:rPr>
+            <w:lang w:val="en_US" w:bidi="en_US"/>
+          </w:rPr>
+          <w:rPr>
+            <w:color w:val="0000EE"/>
+            <w:u w:val="single"/>
+          </w:rPr>
+          <w:t>Hear and Heart</w:t>
+        </w:r>
+      </w:hyperlink>
+      <w:r>
+        <w:rPr>
+          <w:lang w:val="en_US" w:bidi="en_US"/>
+        </w:rPr>
+        <w:t xml:space="preserve"> (1.0 MB)</w:t>
+      </w:r>
+      <w:r>
+        <w:rPr>
+          <w:lang w:val="en_US" w:bidi="en_US"/>
+        </w:rPr>
+      </w:r>
+    </w:p>
+    <w:p>
+      <w:pPr>
+        <w:pStyle w:val="ListBullet"/>
+        <w:spacing w:line="240" w:lineRule="auto"/>
+        <w:ind w:left="720"/>
+      </w:pPr>
+      <w:r>
+        <w:rPr>
+          <w:lang w:val="en_US" w:bidi="en_US"/>
+        </w:rPr>
+      </w:r>
+      <w:hyperlink r:id="rId32">
+        <w:r>
+          <w:rPr>
+            <w:lang w:val="en_US" w:bidi="en_US"/>
+          </w:rPr>
+          <w:rPr>
+            <w:color w:val="0000EE"/>
+            <w:u w:val="single"/>
+          </w:rPr>
+          <w:t>Setting the Stage</w:t>
+        </w:r>
+      </w:hyperlink>
+      <w:r>
+        <w:rPr>
+          <w:lang w:val="en_US" w:bidi="en_US"/>
+        </w:rPr>
+        <w:t xml:space="preserve"> (3.2 MB)</w:t>
+      </w:r>
+      <w:r>
+        <w:rPr>
+          <w:lang w:val="en_US" w:bidi="en_US"/>
+        </w:rPr>
+      </w:r>
+    </w:p>
+    <w:p>
+      <w:pPr>
+        <w:pStyle w:val="ListBullet"/>
+        <w:spacing w:line="240" w:lineRule="auto"/>
+        <w:ind w:left="720"/>
+      </w:pPr>
+      <w:r>
+        <w:rPr>
+          <w:lang w:val="en_US" w:bidi="en_US"/>
+        </w:rPr>
+      </w:r>
+      <w:hyperlink r:id="rId33">
+        <w:r>
+          <w:rPr>
+            <w:lang w:val="en_US" w:bidi="en_US"/>
+          </w:rPr>
+          <w:rPr>
+            <w:color w:val="0000EE"/>
+            <w:u w:val="single"/>
+          </w:rPr>
+          <w:t>Defining the Scenes</w:t>
+        </w:r>
+      </w:hyperlink>
+      <w:r>
+        <w:rPr>
+          <w:lang w:val="en_US" w:bidi="en_US"/>
+        </w:rPr>
+        <w:t xml:space="preserve"> (4.3 MB)</w:t>
+      </w:r>
+      <w:r>
+        <w:rPr>
+          <w:lang w:val="en_US" w:bidi="en_US"/>
+        </w:rPr>
+      </w:r>
+    </w:p>
+    <w:p>
+      <w:pPr>
+        <w:pStyle w:val="ListBullet"/>
+        <w:spacing w:line="240" w:lineRule="auto"/>
+        <w:ind w:left="720"/>
+      </w:pPr>
+      <w:r>
+        <w:rPr>
+          <w:lang w:val="en_US" w:bidi="en_US"/>
+        </w:rPr>
+      </w:r>
+      <w:hyperlink r:id="rId34">
+        <w:r>
+          <w:rPr>
+            <w:lang w:val="en_US" w:bidi="en_US"/>
+          </w:rPr>
+          <w:rPr>
+            <w:color w:val="0000EE"/>
+            <w:u w:val="single"/>
+          </w:rPr>
+          <w:t>Embodying the Text</w:t>
+        </w:r>
+      </w:hyperlink>
+      <w:r>
+        <w:rPr>
+          <w:lang w:val="en_US" w:bidi="en_US"/>
+        </w:rPr>
+        <w:t xml:space="preserve"> (2.4 MB)</w:t>
+      </w:r>
+      <w:r>
+        <w:rPr>
+          <w:lang w:val="en_US" w:bidi="en_US"/>
+        </w:rPr>
+      </w:r>
+    </w:p>
+    <w:p>
+      <w:pPr>
+        <w:pStyle w:val="ListBullet"/>
+        <w:spacing w:line="240" w:lineRule="auto"/>
+        <w:ind w:left="720"/>
+      </w:pPr>
+      <w:r>
+        <w:rPr>
+          <w:lang w:val="en_US" w:bidi="en_US"/>
+        </w:rPr>
+      </w:r>
+      <w:hyperlink r:id="rId35">
+        <w:r>
+          <w:rPr>
+            <w:lang w:val="en_US" w:bidi="en_US"/>
+          </w:rPr>
+          <w:rPr>
+            <w:color w:val="0000EE"/>
+            <w:u w:val="single"/>
+          </w:rPr>
+          <w:t>Filling the Gaps</w:t>
+        </w:r>
+      </w:hyperlink>
+      <w:r>
+        <w:rPr>
+          <w:lang w:val="en_US" w:bidi="en_US"/>
+        </w:rPr>
+        <w:t xml:space="preserve"> (4.9 MB)</w:t>
+      </w:r>
+      <w:r>
+        <w:rPr>
+          <w:lang w:val="en_US" w:bidi="en_US"/>
+        </w:rPr>
+      </w:r>
+    </w:p>
+    <w:p>
+      <w:pPr>
+        <w:pStyle w:val="ListBullet"/>
+        <w:spacing w:line="240" w:lineRule="auto"/>
+        <w:ind w:left="720"/>
+      </w:pPr>
+      <w:r>
+        <w:rPr>
+          <w:lang w:val="en_US" w:bidi="en_US"/>
+        </w:rPr>
+      </w:r>
+      <w:hyperlink r:id="rId36">
+        <w:r>
+          <w:rPr>
+            <w:lang w:val="en_US" w:bidi="en_US"/>
+          </w:rPr>
+          <w:rPr>
+            <w:color w:val="0000EE"/>
+            <w:u w:val="single"/>
+          </w:rPr>
+          <w:t>Speaking the Word</w:t>
+        </w:r>
+      </w:hyperlink>
+      <w:r>
+        <w:rPr>
+          <w:lang w:val="en_US" w:bidi="en_US"/>
+        </w:rPr>
+        <w:t xml:space="preserve"> (1.2 MB)</w:t>
+      </w:r>
+      <w:r>
+        <w:rPr>
+          <w:lang w:val="en_US" w:bidi="en_US"/>
+        </w:rPr>
+      </w:r>
+      <w:r>
+        <w:rPr>
+          <w:lang w:val="en_US" w:bidi="en_US"/>
+        </w:rPr>
+      </w:r>
+      <w:r>
+        <w:rPr>
+          <w:lang w:val="en_US" w:bidi="en_US"/>
+        </w:rPr>
+      </w:r>
+    </w:p>
+    <w:p>
+      <w:pPr/>
+      <w:r>
+        <w:rPr>
+          <w:lang w:val="en_US" w:bidi="en_US"/>
+        </w:rPr>
+      </w:r>
+    </w:p>
+    <w:p>
+      <w:pPr>
+        <w:pStyle w:val="Heading2"/>
+      </w:pPr>
+      <w:r>
+        <w:rPr>
+          <w:lang w:val="en_US" w:bidi="en_US"/>
+        </w:rPr>
         <w:t>2 Thessalonians 3:1–5</w:t>
       </w:r>
       <w:r>
@@ -10878,6 +11938,271 @@
         <w:rPr>
           <w:lang w:val="en_US" w:bidi="en_US"/>
         </w:rPr>
+        <w:t>2 Thessalonians 3:1–5</w:t>
+      </w:r>
+      <w:r>
+        <w:rPr>
+          <w:lang w:val="en_US" w:bidi="en_US"/>
+        </w:rPr>
+      </w:r>
+    </w:p>
+    <w:p>
+      <w:pPr>
+        <w:pStyle w:val="Heading4"/>
+      </w:pPr>
+      <w:r>
+        <w:rPr>
+          <w:lang w:val="en_US" w:bidi="en_US"/>
+        </w:rPr>
+        <w:t>Audio Content</w:t>
+      </w:r>
+      <w:r>
+        <w:rPr>
+          <w:lang w:val="en_US" w:bidi="en_US"/>
+        </w:rPr>
+      </w:r>
+      <w:r>
+        <w:rPr>
+          <w:lang w:val="en_US" w:bidi="en_US"/>
+        </w:rPr>
+      </w:r>
+    </w:p>
+    <w:p>
+      <w:pPr>
+        <w:pStyle w:val="ListBullet"/>
+        <w:spacing w:line="240" w:lineRule="auto"/>
+        <w:ind w:left="720"/>
+      </w:pPr>
+      <w:r>
+        <w:rPr>
+          <w:lang w:val="en_US" w:bidi="en_US"/>
+        </w:rPr>
+      </w:r>
+      <w:hyperlink r:id="rId37">
+        <w:r>
+          <w:rPr>
+            <w:lang w:val="en_US" w:bidi="en_US"/>
+          </w:rPr>
+          <w:rPr>
+            <w:color w:val="0000EE"/>
+            <w:u w:val="single"/>
+          </w:rPr>
+          <w:t>Hear and Heart</w:t>
+        </w:r>
+      </w:hyperlink>
+      <w:r>
+        <w:rPr>
+          <w:lang w:val="en_US" w:bidi="en_US"/>
+        </w:rPr>
+        <w:t xml:space="preserve"> (1.0 MB)</w:t>
+      </w:r>
+      <w:r>
+        <w:rPr>
+          <w:lang w:val="en_US" w:bidi="en_US"/>
+        </w:rPr>
+      </w:r>
+    </w:p>
+    <w:p>
+      <w:pPr>
+        <w:pStyle w:val="ListBullet"/>
+        <w:spacing w:line="240" w:lineRule="auto"/>
+        <w:ind w:left="720"/>
+      </w:pPr>
+      <w:r>
+        <w:rPr>
+          <w:lang w:val="en_US" w:bidi="en_US"/>
+        </w:rPr>
+      </w:r>
+      <w:hyperlink r:id="rId38">
+        <w:r>
+          <w:rPr>
+            <w:lang w:val="en_US" w:bidi="en_US"/>
+          </w:rPr>
+          <w:rPr>
+            <w:color w:val="0000EE"/>
+            <w:u w:val="single"/>
+          </w:rPr>
+          <w:t>Setting the Stage</w:t>
+        </w:r>
+      </w:hyperlink>
+      <w:r>
+        <w:rPr>
+          <w:lang w:val="en_US" w:bidi="en_US"/>
+        </w:rPr>
+        <w:t xml:space="preserve"> (2.4 MB)</w:t>
+      </w:r>
+      <w:r>
+        <w:rPr>
+          <w:lang w:val="en_US" w:bidi="en_US"/>
+        </w:rPr>
+      </w:r>
+    </w:p>
+    <w:p>
+      <w:pPr>
+        <w:pStyle w:val="ListBullet"/>
+        <w:spacing w:line="240" w:lineRule="auto"/>
+        <w:ind w:left="720"/>
+      </w:pPr>
+      <w:r>
+        <w:rPr>
+          <w:lang w:val="en_US" w:bidi="en_US"/>
+        </w:rPr>
+      </w:r>
+      <w:hyperlink r:id="rId39">
+        <w:r>
+          <w:rPr>
+            <w:lang w:val="en_US" w:bidi="en_US"/>
+          </w:rPr>
+          <w:rPr>
+            <w:color w:val="0000EE"/>
+            <w:u w:val="single"/>
+          </w:rPr>
+          <w:t>Defining the Scenes</w:t>
+        </w:r>
+      </w:hyperlink>
+      <w:r>
+        <w:rPr>
+          <w:lang w:val="en_US" w:bidi="en_US"/>
+        </w:rPr>
+        <w:t xml:space="preserve"> (3.0 MB)</w:t>
+      </w:r>
+      <w:r>
+        <w:rPr>
+          <w:lang w:val="en_US" w:bidi="en_US"/>
+        </w:rPr>
+      </w:r>
+    </w:p>
+    <w:p>
+      <w:pPr>
+        <w:pStyle w:val="ListBullet"/>
+        <w:spacing w:line="240" w:lineRule="auto"/>
+        <w:ind w:left="720"/>
+      </w:pPr>
+      <w:r>
+        <w:rPr>
+          <w:lang w:val="en_US" w:bidi="en_US"/>
+        </w:rPr>
+      </w:r>
+      <w:hyperlink r:id="rId40">
+        <w:r>
+          <w:rPr>
+            <w:lang w:val="en_US" w:bidi="en_US"/>
+          </w:rPr>
+          <w:rPr>
+            <w:color w:val="0000EE"/>
+            <w:u w:val="single"/>
+          </w:rPr>
+          <w:t>Embodying the Text</w:t>
+        </w:r>
+      </w:hyperlink>
+      <w:r>
+        <w:rPr>
+          <w:lang w:val="en_US" w:bidi="en_US"/>
+        </w:rPr>
+        <w:t xml:space="preserve"> (2.3 MB)</w:t>
+      </w:r>
+      <w:r>
+        <w:rPr>
+          <w:lang w:val="en_US" w:bidi="en_US"/>
+        </w:rPr>
+      </w:r>
+    </w:p>
+    <w:p>
+      <w:pPr>
+        <w:pStyle w:val="ListBullet"/>
+        <w:spacing w:line="240" w:lineRule="auto"/>
+        <w:ind w:left="720"/>
+      </w:pPr>
+      <w:r>
+        <w:rPr>
+          <w:lang w:val="en_US" w:bidi="en_US"/>
+        </w:rPr>
+      </w:r>
+      <w:hyperlink r:id="rId41">
+        <w:r>
+          <w:rPr>
+            <w:lang w:val="en_US" w:bidi="en_US"/>
+          </w:rPr>
+          <w:rPr>
+            <w:color w:val="0000EE"/>
+            <w:u w:val="single"/>
+          </w:rPr>
+          <w:t>Filling the Gaps</w:t>
+        </w:r>
+      </w:hyperlink>
+      <w:r>
+        <w:rPr>
+          <w:lang w:val="en_US" w:bidi="en_US"/>
+        </w:rPr>
+        <w:t xml:space="preserve"> (1.9 MB)</w:t>
+      </w:r>
+      <w:r>
+        <w:rPr>
+          <w:lang w:val="en_US" w:bidi="en_US"/>
+        </w:rPr>
+      </w:r>
+    </w:p>
+    <w:p>
+      <w:pPr>
+        <w:pStyle w:val="ListBullet"/>
+        <w:spacing w:line="240" w:lineRule="auto"/>
+        <w:ind w:left="720"/>
+      </w:pPr>
+      <w:r>
+        <w:rPr>
+          <w:lang w:val="en_US" w:bidi="en_US"/>
+        </w:rPr>
+      </w:r>
+      <w:hyperlink r:id="rId42">
+        <w:r>
+          <w:rPr>
+            <w:lang w:val="en_US" w:bidi="en_US"/>
+          </w:rPr>
+          <w:rPr>
+            <w:color w:val="0000EE"/>
+            <w:u w:val="single"/>
+          </w:rPr>
+          <w:t>Speaking the Word</w:t>
+        </w:r>
+      </w:hyperlink>
+      <w:r>
+        <w:rPr>
+          <w:lang w:val="en_US" w:bidi="en_US"/>
+        </w:rPr>
+        <w:t xml:space="preserve"> (1.2 MB)</w:t>
+      </w:r>
+      <w:r>
+        <w:rPr>
+          <w:lang w:val="en_US" w:bidi="en_US"/>
+        </w:rPr>
+      </w:r>
+      <w:r>
+        <w:rPr>
+          <w:lang w:val="en_US" w:bidi="en_US"/>
+        </w:rPr>
+      </w:r>
+      <w:r>
+        <w:rPr>
+          <w:lang w:val="en_US" w:bidi="en_US"/>
+        </w:rPr>
+      </w:r>
+    </w:p>
+    <w:p>
+      <w:pPr/>
+      <w:r>
+        <w:rPr>
+          <w:lang w:val="en_US" w:bidi="en_US"/>
+        </w:rPr>
+      </w:r>
+    </w:p>
+    <w:p>
+      <w:pPr>
+        <w:pStyle w:val="Heading2"/>
+      </w:pPr>
+      <w:r>
+        <w:rPr>
+          <w:lang w:val="en_US" w:bidi="en_US"/>
+        </w:rPr>
         <w:t>2 Thessalonians 3:6–18</w:t>
       </w:r>
       <w:r>
@@ -12809,6 +14134,271 @@
           <w:lang w:val="en_US" w:bidi="en_US"/>
         </w:rPr>
         <w:t>This is the end of the recording.</w:t>
+      </w:r>
+      <w:r>
+        <w:rPr>
+          <w:lang w:val="en_US" w:bidi="en_US"/>
+        </w:rPr>
+      </w:r>
+      <w:r>
+        <w:rPr>
+          <w:lang w:val="en_US" w:bidi="en_US"/>
+        </w:rPr>
+      </w:r>
+    </w:p>
+    <w:p>
+      <w:pPr/>
+      <w:r>
+        <w:rPr>
+          <w:lang w:val="en_US" w:bidi="en_US"/>
+        </w:rPr>
+      </w:r>
+    </w:p>
+    <w:p>
+      <w:pPr>
+        <w:pStyle w:val="Heading2"/>
+      </w:pPr>
+      <w:r>
+        <w:rPr>
+          <w:lang w:val="en_US" w:bidi="en_US"/>
+        </w:rPr>
+        <w:t>2 Thessalonians 3:6–18</w:t>
+      </w:r>
+      <w:r>
+        <w:rPr>
+          <w:lang w:val="en_US" w:bidi="en_US"/>
+        </w:rPr>
+      </w:r>
+    </w:p>
+    <w:p>
+      <w:pPr>
+        <w:pStyle w:val="Heading4"/>
+      </w:pPr>
+      <w:r>
+        <w:rPr>
+          <w:lang w:val="en_US" w:bidi="en_US"/>
+        </w:rPr>
+        <w:t>Audio Content</w:t>
+      </w:r>
+      <w:r>
+        <w:rPr>
+          <w:lang w:val="en_US" w:bidi="en_US"/>
+        </w:rPr>
+      </w:r>
+      <w:r>
+        <w:rPr>
+          <w:lang w:val="en_US" w:bidi="en_US"/>
+        </w:rPr>
+      </w:r>
+    </w:p>
+    <w:p>
+      <w:pPr>
+        <w:pStyle w:val="ListBullet"/>
+        <w:spacing w:line="240" w:lineRule="auto"/>
+        <w:ind w:left="720"/>
+      </w:pPr>
+      <w:r>
+        <w:rPr>
+          <w:lang w:val="en_US" w:bidi="en_US"/>
+        </w:rPr>
+      </w:r>
+      <w:hyperlink r:id="rId43">
+        <w:r>
+          <w:rPr>
+            <w:lang w:val="en_US" w:bidi="en_US"/>
+          </w:rPr>
+          <w:rPr>
+            <w:color w:val="0000EE"/>
+            <w:u w:val="single"/>
+          </w:rPr>
+          <w:t>Hear and Heart</w:t>
+        </w:r>
+      </w:hyperlink>
+      <w:r>
+        <w:rPr>
+          <w:lang w:val="en_US" w:bidi="en_US"/>
+        </w:rPr>
+        <w:t xml:space="preserve"> (1.0 MB)</w:t>
+      </w:r>
+      <w:r>
+        <w:rPr>
+          <w:lang w:val="en_US" w:bidi="en_US"/>
+        </w:rPr>
+      </w:r>
+    </w:p>
+    <w:p>
+      <w:pPr>
+        <w:pStyle w:val="ListBullet"/>
+        <w:spacing w:line="240" w:lineRule="auto"/>
+        <w:ind w:left="720"/>
+      </w:pPr>
+      <w:r>
+        <w:rPr>
+          <w:lang w:val="en_US" w:bidi="en_US"/>
+        </w:rPr>
+      </w:r>
+      <w:hyperlink r:id="rId44">
+        <w:r>
+          <w:rPr>
+            <w:lang w:val="en_US" w:bidi="en_US"/>
+          </w:rPr>
+          <w:rPr>
+            <w:color w:val="0000EE"/>
+            <w:u w:val="single"/>
+          </w:rPr>
+          <w:t>Setting the Stage</w:t>
+        </w:r>
+      </w:hyperlink>
+      <w:r>
+        <w:rPr>
+          <w:lang w:val="en_US" w:bidi="en_US"/>
+        </w:rPr>
+        <w:t xml:space="preserve"> (4.1 MB)</w:t>
+      </w:r>
+      <w:r>
+        <w:rPr>
+          <w:lang w:val="en_US" w:bidi="en_US"/>
+        </w:rPr>
+      </w:r>
+    </w:p>
+    <w:p>
+      <w:pPr>
+        <w:pStyle w:val="ListBullet"/>
+        <w:spacing w:line="240" w:lineRule="auto"/>
+        <w:ind w:left="720"/>
+      </w:pPr>
+      <w:r>
+        <w:rPr>
+          <w:lang w:val="en_US" w:bidi="en_US"/>
+        </w:rPr>
+      </w:r>
+      <w:hyperlink r:id="rId45">
+        <w:r>
+          <w:rPr>
+            <w:lang w:val="en_US" w:bidi="en_US"/>
+          </w:rPr>
+          <w:rPr>
+            <w:color w:val="0000EE"/>
+            <w:u w:val="single"/>
+          </w:rPr>
+          <w:t>Defining the Scenes</w:t>
+        </w:r>
+      </w:hyperlink>
+      <w:r>
+        <w:rPr>
+          <w:lang w:val="en_US" w:bidi="en_US"/>
+        </w:rPr>
+        <w:t xml:space="preserve"> (3.8 MB)</w:t>
+      </w:r>
+      <w:r>
+        <w:rPr>
+          <w:lang w:val="en_US" w:bidi="en_US"/>
+        </w:rPr>
+      </w:r>
+    </w:p>
+    <w:p>
+      <w:pPr>
+        <w:pStyle w:val="ListBullet"/>
+        <w:spacing w:line="240" w:lineRule="auto"/>
+        <w:ind w:left="720"/>
+      </w:pPr>
+      <w:r>
+        <w:rPr>
+          <w:lang w:val="en_US" w:bidi="en_US"/>
+        </w:rPr>
+      </w:r>
+      <w:hyperlink r:id="rId46">
+        <w:r>
+          <w:rPr>
+            <w:lang w:val="en_US" w:bidi="en_US"/>
+          </w:rPr>
+          <w:rPr>
+            <w:color w:val="0000EE"/>
+            <w:u w:val="single"/>
+          </w:rPr>
+          <w:t>Embodying the Text</w:t>
+        </w:r>
+      </w:hyperlink>
+      <w:r>
+        <w:rPr>
+          <w:lang w:val="en_US" w:bidi="en_US"/>
+        </w:rPr>
+        <w:t xml:space="preserve"> (2.8 MB)</w:t>
+      </w:r>
+      <w:r>
+        <w:rPr>
+          <w:lang w:val="en_US" w:bidi="en_US"/>
+        </w:rPr>
+      </w:r>
+    </w:p>
+    <w:p>
+      <w:pPr>
+        <w:pStyle w:val="ListBullet"/>
+        <w:spacing w:line="240" w:lineRule="auto"/>
+        <w:ind w:left="720"/>
+      </w:pPr>
+      <w:r>
+        <w:rPr>
+          <w:lang w:val="en_US" w:bidi="en_US"/>
+        </w:rPr>
+      </w:r>
+      <w:hyperlink r:id="rId47">
+        <w:r>
+          <w:rPr>
+            <w:lang w:val="en_US" w:bidi="en_US"/>
+          </w:rPr>
+          <w:rPr>
+            <w:color w:val="0000EE"/>
+            <w:u w:val="single"/>
+          </w:rPr>
+          <w:t>Filling the Gaps</w:t>
+        </w:r>
+      </w:hyperlink>
+      <w:r>
+        <w:rPr>
+          <w:lang w:val="en_US" w:bidi="en_US"/>
+        </w:rPr>
+        <w:t xml:space="preserve"> (3.3 MB)</w:t>
+      </w:r>
+      <w:r>
+        <w:rPr>
+          <w:lang w:val="en_US" w:bidi="en_US"/>
+        </w:rPr>
+      </w:r>
+    </w:p>
+    <w:p>
+      <w:pPr>
+        <w:pStyle w:val="ListBullet"/>
+        <w:spacing w:line="240" w:lineRule="auto"/>
+        <w:ind w:left="720"/>
+      </w:pPr>
+      <w:r>
+        <w:rPr>
+          <w:lang w:val="en_US" w:bidi="en_US"/>
+        </w:rPr>
+      </w:r>
+      <w:hyperlink r:id="rId48">
+        <w:r>
+          <w:rPr>
+            <w:lang w:val="en_US" w:bidi="en_US"/>
+          </w:rPr>
+          <w:rPr>
+            <w:color w:val="0000EE"/>
+            <w:u w:val="single"/>
+          </w:rPr>
+          <w:t>Speaking the Word</w:t>
+        </w:r>
+      </w:hyperlink>
+      <w:r>
+        <w:rPr>
+          <w:lang w:val="en_US" w:bidi="en_US"/>
+        </w:rPr>
+        <w:t xml:space="preserve"> (1.2 MB)</w:t>
+      </w:r>
+      <w:r>
+        <w:rPr>
+          <w:lang w:val="en_US" w:bidi="en_US"/>
+        </w:rPr>
       </w:r>
       <w:r>
         <w:rPr>

--- a/eng/docx/53.content.docx
+++ b/eng/docx/53.content.docx
@@ -1407,6 +1407,12 @@
         </w:rPr>
         <w:t>I am a little worried about what Paul will write in this letter. I know we still need to fix some things that Paul talked about in Paul's other letter to us.</w:t>
       </w:r>
+      <w:r>
+        <w:rPr>
+          <w:lang w:val="en_US" w:bidi="en_US"/>
+        </w:rPr>
+        <w:t>Continue the drama.</w:t>
+      </w:r>
     </w:p>
     <w:p>
       <w:pPr/>
@@ -3747,6 +3753,12 @@
         </w:rPr>
         <w:t>Even though God is in control, this suffering is still difficult to endure. I wish I did not have to experience it.</w:t>
       </w:r>
+      <w:r>
+        <w:rPr>
+          <w:lang w:val="en_US" w:bidi="en_US"/>
+        </w:rPr>
+        <w:t>Continue the drama.</w:t>
+      </w:r>
     </w:p>
     <w:p>
       <w:pPr/>
@@ -3835,6 +3847,12 @@
         </w:rPr>
         <w:t>I need to stay faithful to the Lord and not give up on my faith and reject Jesus.</w:t>
       </w:r>
+      <w:r>
+        <w:rPr>
+          <w:lang w:val="en_US" w:bidi="en_US"/>
+        </w:rPr>
+        <w:t>Continue the drama.</w:t>
+      </w:r>
     </w:p>
     <w:p>
       <w:pPr/>
@@ -3904,6 +3922,12 @@
           <w:lang w:val="en_US" w:bidi="en_US"/>
         </w:rPr>
         <w:t>I am so glad to be a part of God's family.</w:t>
+      </w:r>
+      <w:r>
+        <w:rPr>
+          <w:lang w:val="en_US" w:bidi="en_US"/>
+        </w:rPr>
+        <w:t>Continue the drama.</w:t>
       </w:r>
     </w:p>
     <w:p>
@@ -6414,6 +6438,12 @@
         </w:rPr>
         <w:t>I hate the people of God, so I want to cause as much trouble as I can.</w:t>
       </w:r>
+      <w:r>
+        <w:rPr>
+          <w:lang w:val="en_US" w:bidi="en_US"/>
+        </w:rPr>
+        <w:t>Continue the drama.</w:t>
+      </w:r>
     </w:p>
     <w:p>
       <w:pPr/>
@@ -6483,6 +6513,12 @@
           <w:lang w:val="en_US" w:bidi="en_US"/>
         </w:rPr>
         <w:t>I have been so confused and worried. I am so relieved and grateful to be reminded of the truth.</w:t>
+      </w:r>
+      <w:r>
+        <w:rPr>
+          <w:lang w:val="en_US" w:bidi="en_US"/>
+        </w:rPr>
+        <w:t>Continue the drama.</w:t>
       </w:r>
     </w:p>
     <w:p>
@@ -9026,6 +9062,12 @@
         </w:rPr>
         <w:t>We are so grateful that God chose us and sent Paul to tell us about Jesus. We would not know Jesus if God had not sent someone like Paul.</w:t>
       </w:r>
+      <w:r>
+        <w:rPr>
+          <w:lang w:val="en_US" w:bidi="en_US"/>
+        </w:rPr>
+        <w:t>Continue the drama.</w:t>
+      </w:r>
     </w:p>
     <w:p>
       <w:pPr/>
@@ -11338,6 +11380,12 @@
         </w:rPr>
         <w:t>I feel bad that Paul is having difficulties, but it is comforting to know we are not alone.</w:t>
       </w:r>
+      <w:r>
+        <w:rPr>
+          <w:lang w:val="en_US" w:bidi="en_US"/>
+        </w:rPr>
+        <w:t>Continue the drama.</w:t>
+      </w:r>
     </w:p>
     <w:p>
       <w:pPr/>
@@ -13339,6 +13387,12 @@
         </w:rPr>
         <w:t>I am glad we set this example when we were with the Thessalonians, so that I can remind them again.</w:t>
       </w:r>
+      <w:r>
+        <w:rPr>
+          <w:lang w:val="en_US" w:bidi="en_US"/>
+        </w:rPr>
+        <w:t>Continue the drama.</w:t>
+      </w:r>
     </w:p>
     <w:p>
       <w:pPr/>
@@ -13426,6 +13480,12 @@
           <w:lang w:val="en_US" w:bidi="en_US"/>
         </w:rPr>
         <w:t>I do not care what Paul says. Some of the people in the church make a lot more money than I can, so why should I work hard when those people can provide for me?</w:t>
+      </w:r>
+      <w:r>
+        <w:rPr>
+          <w:lang w:val="en_US" w:bidi="en_US"/>
+        </w:rPr>
+        <w:t>Continue the drama.</w:t>
       </w:r>
     </w:p>
     <w:p>
